--- a/docs/researcher-preview-guide.docx
+++ b/docs/researcher-preview-guide.docx
@@ -8,6 +8,11 @@
       </w:pPr>
       <w:r>
         <w:t>研究者自由体验：部署包与最短操作步骤</w:t>
+      </w:r>
+    </w:p>
+    <w:p>
+      <w:r>
+        <w:t>最新优先级：本人体验先使用 Windows 本地入口（windows-local-researcher-preview.md），无需服务器／域名。本指南保留给之后的导师／多人远程阶段。</w:t>
       </w:r>
     </w:p>
     <w:p>
@@ -48,25 +53,31 @@
     </w:p>
     <w:p>
       <w:r>
-        <w:t>bash</w:t>
-      </w:r>
-    </w:p>
-    <w:p>
-      <w:r>
+        <w:rPr>
+          <w:rFonts w:ascii="Consolas" w:hAnsi="Consolas"/>
+          <w:sz w:val="18"/>
+        </w:rPr>
         <w:t>npm ci</w:t>
       </w:r>
     </w:p>
     <w:p>
       <w:r>
+        <w:rPr>
+          <w:rFonts w:ascii="Consolas" w:hAnsi="Consolas"/>
+          <w:sz w:val="18"/>
+        </w:rPr>
         <w:t>npm run build</w:t>
       </w:r>
     </w:p>
     <w:p>
       <w:r>
+        <w:rPr>
+          <w:rFonts w:ascii="Consolas" w:hAnsi="Consolas"/>
+          <w:sz w:val="18"/>
+        </w:rPr>
         <w:t>docker pull postgres:17.7-alpine@sha256:bb377b7239d2774ac8cc76f481596ce96c5a6b5e9d141f6d0a0ee371a6e7c0f2</w:t>
       </w:r>
     </w:p>
-    <w:p/>
     <w:p>
       <w:r>
         <w:t>3. 将 deploy/researcher-preview.env.example 复制至 /etc/researcher-preview.env，由管理员通过安全编辑或服务器 Secret 管理器填入服务器可用的 DEEPSEEK_API_KEY。文件权限设为 600；不通过聊天、GitHub、截图或 ZIP 传递密钥。Codex 的代理 Secret 不应当复制为服务器密钥。工具固定本次部署为 deepseek-flash / mentor-test-v1，但通用 Model Adapter 的可切换架构不变。</w:t>
@@ -79,25 +90,31 @@
     </w:p>
     <w:p>
       <w:r>
-        <w:t>bash</w:t>
-      </w:r>
-    </w:p>
-    <w:p>
-      <w:r>
+        <w:rPr>
+          <w:rFonts w:ascii="Consolas" w:hAnsi="Consolas"/>
+          <w:sz w:val="18"/>
+        </w:rPr>
         <w:t>sudo systemctl daemon-reload</w:t>
       </w:r>
     </w:p>
     <w:p>
       <w:r>
+        <w:rPr>
+          <w:rFonts w:ascii="Consolas" w:hAnsi="Consolas"/>
+          <w:sz w:val="18"/>
+        </w:rPr>
         <w:t>sudo systemctl enable --now researcher-preview</w:t>
       </w:r>
     </w:p>
     <w:p>
       <w:r>
+        <w:rPr>
+          <w:rFonts w:ascii="Consolas" w:hAnsi="Consolas"/>
+          <w:sz w:val="18"/>
+        </w:rPr>
         <w:t>sudo systemctl status researcher-preview --no-pager</w:t>
       </w:r>
     </w:p>
-    <w:p/>
     <w:p>
       <w:r>
         <w:t>5. 在 Caddy 配置中将 {$STAGING_DOMAIN} 换为实际 staging 域名，反向代理到同机 127.0.0.1:4173。域名 A/AAAA 与防火墙须匹配服务器；配置验证后重载 Caddy。用另一台设备打开实际 https://你的测试域名，检查首页、登录及对话；这一步才形成可访问 URL，本轮未在外部服务器执行。</w:t>
@@ -268,15 +285,13 @@
     </w:p>
     <w:p>
       <w:r>
-        <w:t>bash</w:t>
-      </w:r>
-    </w:p>
-    <w:p>
-      <w:r>
+        <w:rPr>
+          <w:rFonts w:ascii="Consolas" w:hAnsi="Consolas"/>
+          <w:sz w:val="18"/>
+        </w:rPr>
         <w:t>node --use-env-proxy --import tsx scripts/researcher-preview.mjs new-round R002</w:t>
       </w:r>
     </w:p>
-    <w:p/>
     <w:p>
       <w:r>
         <w:t>三个 R002 账号会固定分配到同样路径；旧 R001 记录保持不变。不要把真实密码直接作为 CLI 参数。运行工具需要 Secret 仍在环境中；systemd 的 EnvironmentFile 不会自动注入普通 shell，可通过运维安全的 Secret 注入方式执行维护命令。</w:t>
@@ -302,20 +317,22 @@
     </w:p>
     <w:p>
       <w:r>
-        <w:t>bash</w:t>
-      </w:r>
-    </w:p>
-    <w:p>
-      <w:r>
+        <w:rPr>
+          <w:rFonts w:ascii="Consolas" w:hAnsi="Consolas"/>
+          <w:sz w:val="18"/>
+        </w:rPr>
         <w:t>node --use-env-proxy --import tsx scripts/researcher-preview.mjs export /安全目录/完整导出.json</w:t>
       </w:r>
     </w:p>
     <w:p>
       <w:r>
+        <w:rPr>
+          <w:rFonts w:ascii="Consolas" w:hAnsi="Consolas"/>
+          <w:sz w:val="18"/>
+        </w:rPr>
         <w:t>node scripts/researcher-review-package.mjs /安全目录/完整导出.json /新的安全目录/审核包</w:t>
       </w:r>
     </w:p>
-    <w:p/>
     <w:p>
       <w:r>
         <w:t>审核包保存同一完整导出与逐会话统计、逐轮文本及六维待审核项。不另外跑一组脚本冒充该研究者体验。原导出缺少 message-to-turn 外键；仅连续全 ready 且用户/AI 严格交替时工具配对，否则标记无法判断，回查原时间线。不填写假的人工分数。正式研究者记录、密码及导出不得提交公开 GitHub；本轮 GitHub 样例仅为合成测试身份。</w:t>
@@ -362,13 +379,7 @@
     <w:pPr>
       <w:pStyle w:val="Footer"/>
     </w:pPr>
-    <w:r>
-      <w:t xml:space="preserve">第 </w:t>
-    </w:r>
     <w:fldSimple w:instr="PAGE"/>
-    <w:r>
-      <w:t xml:space="preserve"> 页</w:t>
-    </w:r>
   </w:p>
 </w:ftr>
 </file>
@@ -380,7 +391,7 @@
       <w:pStyle w:val="Header"/>
     </w:pPr>
     <w:r>
-      <w:t>AI Agent Research Platform · 第26次交付 · 导师门禁未放行</w:t>
+      <w:t>AI Agent Research Platform · 第28次交付 · 本地体验优先／导师未放行</w:t>
     </w:r>
   </w:p>
 </w:hdr>
